--- a/lesson_template.docx
+++ b/lesson_template.docx
@@ -11,15 +11,21 @@
           <w:szCs w:val="36"/>
         </w:rPr>
       </w:pPr>
-      <w:bookmarkStart w:id="0" w:name="_GoBack"/>
-      <w:bookmarkEnd w:id="0"/>
       <w:r>
         <w:rPr>
           <w:rFonts w:ascii="方正小标宋简体" w:eastAsia="方正小标宋简体" w:hint="eastAsia"/>
           <w:sz w:val="36"/>
           <w:szCs w:val="36"/>
         </w:rPr>
-        <w:t>职业高级中学校集体备课教学设计</w:t>
+        <w:t>四川省古蔺县</w:t>
+      </w:r>
+      <w:r>
+        <w:rPr>
+          <w:rFonts w:ascii="方正小标宋简体" w:eastAsia="方正小标宋简体" w:hint="eastAsia"/>
+          <w:sz w:val="36"/>
+          <w:szCs w:val="36"/>
+        </w:rPr>
+        <w:t>职业高级中学校教学设计</w:t>
       </w:r>
     </w:p>
     <w:tbl>
@@ -875,6 +881,8 @@
             </w:pPr>
           </w:p>
         </w:tc>
+        <w:bookmarkStart w:id="0" w:name="_GoBack"/>
+        <w:bookmarkEnd w:id="0"/>
       </w:tr>
       <w:tr>
         <w:trPr>
@@ -3987,7 +3995,7 @@
 </file>
 
 <file path=customXml/itemProps1.xml><?xml version="1.0" encoding="utf-8"?>
-<ds:datastoreItem xmlns:ds="http://schemas.openxmlformats.org/officeDocument/2006/customXml" ds:itemID="{800D2C3D-5912-4978-B827-DED1BD33EE36}">
+<ds:datastoreItem xmlns:ds="http://schemas.openxmlformats.org/officeDocument/2006/customXml" ds:itemID="{4EF0A87E-53D1-4584-A610-D53133DFDC7C}">
   <ds:schemaRefs>
     <ds:schemaRef ds:uri="http://schemas.openxmlformats.org/officeDocument/2006/bibliography"/>
   </ds:schemaRefs>

--- a/lesson_template.docx
+++ b/lesson_template.docx
@@ -17,8 +17,10 @@
           <w:sz w:val="36"/>
           <w:szCs w:val="36"/>
         </w:rPr>
-        <w:t>四川省古蔺县</w:t>
+        <w:t>四川省</w:t>
       </w:r>
+      <w:bookmarkStart w:id="0" w:name="_GoBack"/>
+      <w:bookmarkEnd w:id="0"/>
       <w:r>
         <w:rPr>
           <w:rFonts w:ascii="方正小标宋简体" w:eastAsia="方正小标宋简体" w:hint="eastAsia"/>
@@ -881,8 +883,6 @@
             </w:pPr>
           </w:p>
         </w:tc>
-        <w:bookmarkStart w:id="0" w:name="_GoBack"/>
-        <w:bookmarkEnd w:id="0"/>
       </w:tr>
       <w:tr>
         <w:trPr>
@@ -3995,7 +3995,7 @@
 </file>
 
 <file path=customXml/itemProps1.xml><?xml version="1.0" encoding="utf-8"?>
-<ds:datastoreItem xmlns:ds="http://schemas.openxmlformats.org/officeDocument/2006/customXml" ds:itemID="{4EF0A87E-53D1-4584-A610-D53133DFDC7C}">
+<ds:datastoreItem xmlns:ds="http://schemas.openxmlformats.org/officeDocument/2006/customXml" ds:itemID="{E6B3519F-AEFE-4625-8074-56DA08DD8E7E}">
   <ds:schemaRefs>
     <ds:schemaRef ds:uri="http://schemas.openxmlformats.org/officeDocument/2006/bibliography"/>
   </ds:schemaRefs>
